--- a/docs/Introduction-to-Reproducible-Research.docx
+++ b/docs/Introduction-to-Reproducible-Research.docx
@@ -33,13 +33,13 @@
         <w:pStyle w:val="Date"/>
       </w:pPr>
       <w:r>
-        <w:t xml:space="preserve">April,</w:t>
-      </w:r>
-      <w:r>
-        <w:t xml:space="preserve"> </w:t>
-      </w:r>
-      <w:r>
-        <w:t xml:space="preserve">2023</w:t>
+        <w:t xml:space="preserve">June,</w:t>
+      </w:r>
+      <w:r>
+        <w:t xml:space="preserve"> </w:t>
+      </w:r>
+      <w:r>
+        <w:t xml:space="preserve">2025</w:t>
       </w:r>
     </w:p>
     <w:sdt>
@@ -629,7 +629,7 @@
     </w:p>
     <w:bookmarkEnd w:id="28"/>
     <w:bookmarkEnd w:id="29"/>
-    <w:bookmarkStart w:id="37" w:name="from-x-to-computational-x"/>
+    <w:bookmarkStart w:id="39" w:name="from-x-to-computational-x"/>
     <w:p>
       <w:pPr>
         <w:pStyle w:val="Heading1"/>
@@ -816,7 +816,7 @@
       </w:r>
     </w:p>
     <w:bookmarkEnd w:id="30"/>
-    <w:bookmarkStart w:id="32" w:name="the-data-science-pipeline"/>
+    <w:bookmarkStart w:id="34" w:name="the-data-science-pipeline"/>
     <w:p>
       <w:pPr>
         <w:pStyle w:val="Heading2"/>
@@ -880,12 +880,12 @@
           <wp:inline>
             <wp:extent cx="5334000" cy="3000375"/>
             <wp:effectExtent b="0" l="0" r="0" t="0"/>
-            <wp:docPr descr="" title="" id="1" name="Picture"/>
+            <wp:docPr descr="" title="" id="32" name="Picture"/>
             <a:graphic>
               <a:graphicData uri="http://schemas.openxmlformats.org/drawingml/2006/picture">
                 <pic:pic>
                   <pic:nvPicPr>
-                    <pic:cNvPr descr="resources/images/02-intro_files/figure-docx//1-pVlxwkzTzFH4PHWzm9cuXbKpzlbSd1TvXEy60Sste0_p.png" id="0" name="Picture"/>
+                    <pic:cNvPr descr="resources/images/02-intro_files/figure-docx//1-pVlxwkzTzFH4PHWzm9cuXbKpzlbSd1TvXEy60Sste0_p.png" id="33" name="Picture"/>
                     <pic:cNvPicPr>
                       <a:picLocks noChangeArrowheads="1" noChangeAspect="1"/>
                     </pic:cNvPicPr>
@@ -985,8 +985,8 @@
         <w:t xml:space="preserve">.</w:t>
       </w:r>
     </w:p>
-    <w:bookmarkEnd w:id="32"/>
-    <w:bookmarkStart w:id="33" w:name="elements-of-reproducibility"/>
+    <w:bookmarkEnd w:id="34"/>
+    <w:bookmarkStart w:id="35" w:name="elements-of-reproducibility"/>
     <w:p>
       <w:pPr>
         <w:pStyle w:val="Heading2"/>
@@ -1100,8 +1100,8 @@
         <w:t xml:space="preserve">. Finally, there needs to be some standard means of distribution, so all this data in the code is easily accessible.</w:t>
       </w:r>
     </w:p>
-    <w:bookmarkEnd w:id="33"/>
-    <w:bookmarkStart w:id="35" w:name="authors-and-readers"/>
+    <w:bookmarkEnd w:id="35"/>
+    <w:bookmarkStart w:id="37" w:name="authors-and-readers"/>
     <w:p>
       <w:pPr>
         <w:pStyle w:val="Heading2"/>
@@ -1137,7 +1137,7 @@
       <w:r>
         <w:t xml:space="preserve"> </w:t>
       </w:r>
-      <w:hyperlink r:id="rId34">
+      <w:hyperlink r:id="rId36">
         <w:r>
           <w:rPr>
             <w:rStyle w:val="Hyperlink"/>
@@ -1168,8 +1168,8 @@
         <w:t xml:space="preserve">Generally the toolbox for doing reproducible research is small, although it’s definitely growing. In practice, authors often just throw things up on the web. There are journals and supplementary materials, but they are famously disorganized. There are only a few central databases that authors can take advantage of to post their data and make it available. So if you’re working in a field that has a central database that everyone uses, that’s great. If you’re not, then you have to assemble your own resources. We will discuss the tools for doing reproducible research in the third course in this series.</w:t>
       </w:r>
     </w:p>
-    <w:bookmarkEnd w:id="35"/>
-    <w:bookmarkStart w:id="36" w:name="summary-1"/>
+    <w:bookmarkEnd w:id="37"/>
+    <w:bookmarkStart w:id="38" w:name="summary-1"/>
     <w:p>
       <w:pPr>
         <w:pStyle w:val="Heading2"/>
@@ -1232,9 +1232,9 @@
         <w:t xml:space="preserve">One view of reproducibility is that it gives research consumers partial access to the raw pipeline elements.</w:t>
       </w:r>
     </w:p>
-    <w:bookmarkEnd w:id="36"/>
-    <w:bookmarkEnd w:id="37"/>
-    <w:bookmarkStart w:id="38" w:name="learning-from-failure"/>
+    <w:bookmarkEnd w:id="38"/>
+    <w:bookmarkEnd w:id="39"/>
+    <w:bookmarkStart w:id="40" w:name="learning-from-failure"/>
     <w:p>
       <w:pPr>
         <w:pStyle w:val="Heading1"/>
@@ -1351,8 +1351,8 @@
         <w:t xml:space="preserve">of the details, we know enough to have a meaningful discussion about the lessons learned.</w:t>
       </w:r>
     </w:p>
-    <w:bookmarkEnd w:id="38"/>
-    <w:bookmarkStart w:id="46" w:name="X10637847f4b77d9d83d978267c56905bc6e1ced"/>
+    <w:bookmarkEnd w:id="40"/>
+    <w:bookmarkStart w:id="48" w:name="X10637847f4b77d9d83d978267c56905bc6e1ced"/>
     <w:p>
       <w:pPr>
         <w:pStyle w:val="Heading1"/>
@@ -1518,7 +1518,7 @@
       <w:r>
         <w:t xml:space="preserve"> </w:t>
       </w:r>
-      <w:hyperlink r:id="rId39">
+      <w:hyperlink r:id="rId41">
         <w:r>
           <w:rPr>
             <w:rStyle w:val="Hyperlink"/>
@@ -1541,7 +1541,7 @@
         <w:t xml:space="preserve">This saga has been a difficult one to understand from the perspective of drawing generalizable lessons. While it’s fascinating because of the sheer number of problems that occurred, it’s not necessarily clear what intervention could be taken to prevent a similar episode from happening in the future. Problems with reproducibility clearly played a role here given that Baggerly and Coombes were initially unable to reproduce any of the original analyses.</w:t>
       </w:r>
     </w:p>
-    <w:bookmarkStart w:id="41" w:name="initial-lessons"/>
+    <w:bookmarkStart w:id="43" w:name="initial-lessons"/>
     <w:p>
       <w:pPr>
         <w:pStyle w:val="Heading2"/>
@@ -1639,7 +1639,7 @@
       <w:r>
         <w:t xml:space="preserve"> </w:t>
       </w:r>
-      <w:hyperlink r:id="rId40">
+      <w:hyperlink r:id="rId42">
         <w:r>
           <w:rPr>
             <w:rStyle w:val="Hyperlink"/>
@@ -1687,8 +1687,8 @@
         <w:t xml:space="preserve">.</w:t>
       </w:r>
     </w:p>
-    <w:bookmarkEnd w:id="41"/>
-    <w:bookmarkStart w:id="43" w:name="new-information-appears"/>
+    <w:bookmarkEnd w:id="43"/>
+    <w:bookmarkStart w:id="45" w:name="new-information-appears"/>
     <w:p>
       <w:pPr>
         <w:pStyle w:val="Heading2"/>
@@ -1726,7 +1726,7 @@
       <w:r>
         <w:t xml:space="preserve"> </w:t>
       </w:r>
-      <w:hyperlink r:id="rId42">
+      <w:hyperlink r:id="rId44">
         <w:r>
           <w:rPr>
             <w:rStyle w:val="Hyperlink"/>
@@ -1798,8 +1798,8 @@
         <w:t xml:space="preserve">The memo was ignored by Institute leadership. Nothing was stopped and nothing was changed at the time. Perez eventually took his name off a series of papers and left the lab.</w:t>
       </w:r>
     </w:p>
-    <w:bookmarkEnd w:id="43"/>
-    <w:bookmarkStart w:id="44" w:name="lessons-learned"/>
+    <w:bookmarkEnd w:id="45"/>
+    <w:bookmarkStart w:id="46" w:name="lessons-learned"/>
     <w:p>
       <w:pPr>
         <w:pStyle w:val="Heading2"/>
@@ -1900,8 +1900,8 @@
         <w:t xml:space="preserve">When the relationships between an analyst and various members of the investigator team are strong and there is substantial trust between them, honest mistakes are just minor bumps in the road that can be uncovered, discussed, and fixed. When there is a breakdown in those relationships, the exact same mistakes are covered up, denied, and buried. A breakdown in the relationships between analysts and other investigators on the team generally cannot be fixed with a better statistical method, or a reproducible workflow, or open source software. Recognizing that this is the problem is difficult because often there is no easy solution.</w:t>
       </w:r>
     </w:p>
-    <w:bookmarkEnd w:id="44"/>
-    <w:bookmarkStart w:id="45" w:name="summary-2"/>
+    <w:bookmarkEnd w:id="46"/>
+    <w:bookmarkStart w:id="47" w:name="summary-2"/>
     <w:p>
       <w:pPr>
         <w:pStyle w:val="Heading2"/>
@@ -1942,9 +1942,9 @@
         <w:t xml:space="preserve">. But also, the ability to do so depends critically on the relationships between the analyst and members of the investigator team. If an analyst feels uncomfortable raising analytic issues with other members, then arguably all analyses done by the team are at risk. No amount of statistical expertise or tooling can fix this fundamental human problem.</w:t>
       </w:r>
     </w:p>
-    <w:bookmarkEnd w:id="45"/>
-    <w:bookmarkEnd w:id="46"/>
-    <w:bookmarkStart w:id="53" w:name="about-the-authors"/>
+    <w:bookmarkEnd w:id="47"/>
+    <w:bookmarkEnd w:id="48"/>
+    <w:bookmarkStart w:id="55" w:name="about-the-authors"/>
     <w:p>
       <w:pPr>
         <w:pStyle w:val="Heading1"/>
@@ -1963,7 +1963,7 @@
       <w:r>
         <w:t xml:space="preserve"> </w:t>
       </w:r>
-      <w:hyperlink r:id="rId47">
+      <w:hyperlink r:id="rId49">
         <w:r>
           <w:rPr>
             <w:rStyle w:val="Hyperlink"/>
@@ -1994,6 +1994,7 @@
         <w:tblStyle w:val="Table"/>
         <w:tblW w:type="pct" w:w="5000"/>
         <w:tblLook w:firstRow="1" w:lastRow="0" w:firstColumn="0" w:lastColumn="0" w:noHBand="0" w:noVBand="0" w:val="0020"/>
+        <w:jc w:val="start"/>
       </w:tblPr>
       <w:tblGrid>
         <w:gridCol w:w="4620"/>
@@ -2074,7 +2075,7 @@
               <w:pStyle w:val="Compact"/>
               <w:jc w:val="left"/>
             </w:pPr>
-            <w:hyperlink r:id="rId48">
+            <w:hyperlink r:id="rId50">
               <w:r>
                 <w:rPr>
                   <w:rStyle w:val="Hyperlink"/>
@@ -2131,7 +2132,7 @@
               <w:pStyle w:val="Compact"/>
               <w:jc w:val="left"/>
             </w:pPr>
-            <w:hyperlink r:id="rId49">
+            <w:hyperlink r:id="rId51">
               <w:r>
                 <w:rPr>
                   <w:rStyle w:val="Hyperlink"/>
@@ -2145,7 +2146,7 @@
             <w:r>
               <w:t xml:space="preserve"> </w:t>
             </w:r>
-            <w:hyperlink r:id="rId50">
+            <w:hyperlink r:id="rId52">
               <w:r>
                 <w:rPr>
                   <w:rStyle w:val="Hyperlink"/>
@@ -2176,7 +2177,7 @@
               <w:pStyle w:val="Compact"/>
               <w:jc w:val="left"/>
             </w:pPr>
-            <w:hyperlink r:id="rId49">
+            <w:hyperlink r:id="rId51">
               <w:r>
                 <w:rPr>
                   <w:rStyle w:val="Hyperlink"/>
@@ -2207,7 +2208,7 @@
               <w:pStyle w:val="Compact"/>
               <w:jc w:val="left"/>
             </w:pPr>
-            <w:hyperlink r:id="rId50">
+            <w:hyperlink r:id="rId52">
               <w:r>
                 <w:rPr>
                   <w:rStyle w:val="Hyperlink"/>
@@ -2221,7 +2222,7 @@
             <w:r>
               <w:t xml:space="preserve"> </w:t>
             </w:r>
-            <w:hyperlink r:id="rId49">
+            <w:hyperlink r:id="rId51">
               <w:r>
                 <w:rPr>
                   <w:rStyle w:val="Hyperlink"/>
@@ -2243,7 +2244,7 @@
             <w:r>
               <w:t xml:space="preserve">Package Developers (</w:t>
             </w:r>
-            <w:hyperlink r:id="rId51">
+            <w:hyperlink r:id="rId53">
               <w:r>
                 <w:rPr>
                   <w:rStyle w:val="Hyperlink"/>
@@ -2257,7 +2258,7 @@
             <w:r>
               <w:t xml:space="preserve"> </w:t>
             </w:r>
-            <w:hyperlink r:id="rId49">
+            <w:hyperlink r:id="rId51">
               <w:r>
                 <w:rPr>
                   <w:rStyle w:val="Hyperlink"/>
@@ -2271,7 +2272,7 @@
             <w:r>
               <w:t xml:space="preserve"> </w:t>
             </w:r>
-            <w:hyperlink r:id="rId52">
+            <w:hyperlink r:id="rId54">
               <w:r>
                 <w:rPr>
                   <w:rStyle w:val="Hyperlink"/>
@@ -2285,7 +2286,7 @@
             <w:r>
               <w:t xml:space="preserve"> </w:t>
             </w:r>
-            <w:hyperlink r:id="rId50">
+            <w:hyperlink r:id="rId52">
               <w:r>
                 <w:rPr>
                   <w:rStyle w:val="Hyperlink"/>
@@ -2350,7 +2351,7 @@
               <w:pStyle w:val="Compact"/>
               <w:jc w:val="left"/>
             </w:pPr>
-            <w:hyperlink r:id="rId49">
+            <w:hyperlink r:id="rId51">
               <w:r>
                 <w:rPr>
                   <w:rStyle w:val="Hyperlink"/>
@@ -2364,7 +2365,7 @@
             <w:r>
               <w:t xml:space="preserve"> </w:t>
             </w:r>
-            <w:hyperlink r:id="rId50">
+            <w:hyperlink r:id="rId52">
               <w:r>
                 <w:rPr>
                   <w:rStyle w:val="Hyperlink"/>
@@ -2453,88 +2454,97 @@
         <w:rPr>
           <w:rStyle w:val="VerbatimChar"/>
         </w:rPr>
-        <w:t xml:space="preserve">##  setting  value                       </w:t>
-      </w:r>
-      <w:r>
-        <w:br/>
-      </w:r>
-      <w:r>
-        <w:rPr>
-          <w:rStyle w:val="VerbatimChar"/>
-        </w:rPr>
-        <w:t xml:space="preserve">##  version  R version 4.0.2 (2020-06-22)</w:t>
-      </w:r>
-      <w:r>
-        <w:br/>
-      </w:r>
-      <w:r>
-        <w:rPr>
-          <w:rStyle w:val="VerbatimChar"/>
-        </w:rPr>
-        <w:t xml:space="preserve">##  os       Ubuntu 20.04.5 LTS          </w:t>
-      </w:r>
-      <w:r>
-        <w:br/>
-      </w:r>
-      <w:r>
-        <w:rPr>
-          <w:rStyle w:val="VerbatimChar"/>
-        </w:rPr>
-        <w:t xml:space="preserve">##  system   x86_64, linux-gnu           </w:t>
-      </w:r>
-      <w:r>
-        <w:br/>
-      </w:r>
-      <w:r>
-        <w:rPr>
-          <w:rStyle w:val="VerbatimChar"/>
-        </w:rPr>
-        <w:t xml:space="preserve">##  ui       X11                         </w:t>
-      </w:r>
-      <w:r>
-        <w:br/>
-      </w:r>
-      <w:r>
-        <w:rPr>
-          <w:rStyle w:val="VerbatimChar"/>
-        </w:rPr>
-        <w:t xml:space="preserve">##  language (EN)                        </w:t>
-      </w:r>
-      <w:r>
-        <w:br/>
-      </w:r>
-      <w:r>
-        <w:rPr>
-          <w:rStyle w:val="VerbatimChar"/>
-        </w:rPr>
-        <w:t xml:space="preserve">##  collate  en_US.UTF-8                 </w:t>
-      </w:r>
-      <w:r>
-        <w:br/>
-      </w:r>
-      <w:r>
-        <w:rPr>
-          <w:rStyle w:val="VerbatimChar"/>
-        </w:rPr>
-        <w:t xml:space="preserve">##  ctype    en_US.UTF-8                 </w:t>
-      </w:r>
-      <w:r>
-        <w:br/>
-      </w:r>
-      <w:r>
-        <w:rPr>
-          <w:rStyle w:val="VerbatimChar"/>
-        </w:rPr>
-        <w:t xml:space="preserve">##  tz       Etc/UTC                     </w:t>
-      </w:r>
-      <w:r>
-        <w:br/>
-      </w:r>
-      <w:r>
-        <w:rPr>
-          <w:rStyle w:val="VerbatimChar"/>
-        </w:rPr>
-        <w:t xml:space="preserve">##  date     2023-04-11                  </w:t>
+        <w:t xml:space="preserve">##  setting  value</w:t>
+      </w:r>
+      <w:r>
+        <w:br/>
+      </w:r>
+      <w:r>
+        <w:rPr>
+          <w:rStyle w:val="VerbatimChar"/>
+        </w:rPr>
+        <w:t xml:space="preserve">##  version  R version 4.3.2 (2023-10-31)</w:t>
+      </w:r>
+      <w:r>
+        <w:br/>
+      </w:r>
+      <w:r>
+        <w:rPr>
+          <w:rStyle w:val="VerbatimChar"/>
+        </w:rPr>
+        <w:t xml:space="preserve">##  os       Ubuntu 22.04.4 LTS</w:t>
+      </w:r>
+      <w:r>
+        <w:br/>
+      </w:r>
+      <w:r>
+        <w:rPr>
+          <w:rStyle w:val="VerbatimChar"/>
+        </w:rPr>
+        <w:t xml:space="preserve">##  system   x86_64, linux-gnu</w:t>
+      </w:r>
+      <w:r>
+        <w:br/>
+      </w:r>
+      <w:r>
+        <w:rPr>
+          <w:rStyle w:val="VerbatimChar"/>
+        </w:rPr>
+        <w:t xml:space="preserve">##  ui       X11</w:t>
+      </w:r>
+      <w:r>
+        <w:br/>
+      </w:r>
+      <w:r>
+        <w:rPr>
+          <w:rStyle w:val="VerbatimChar"/>
+        </w:rPr>
+        <w:t xml:space="preserve">##  language (EN)</w:t>
+      </w:r>
+      <w:r>
+        <w:br/>
+      </w:r>
+      <w:r>
+        <w:rPr>
+          <w:rStyle w:val="VerbatimChar"/>
+        </w:rPr>
+        <w:t xml:space="preserve">##  collate  en_US.UTF-8</w:t>
+      </w:r>
+      <w:r>
+        <w:br/>
+      </w:r>
+      <w:r>
+        <w:rPr>
+          <w:rStyle w:val="VerbatimChar"/>
+        </w:rPr>
+        <w:t xml:space="preserve">##  ctype    en_US.UTF-8</w:t>
+      </w:r>
+      <w:r>
+        <w:br/>
+      </w:r>
+      <w:r>
+        <w:rPr>
+          <w:rStyle w:val="VerbatimChar"/>
+        </w:rPr>
+        <w:t xml:space="preserve">##  tz       Etc/UTC</w:t>
+      </w:r>
+      <w:r>
+        <w:br/>
+      </w:r>
+      <w:r>
+        <w:rPr>
+          <w:rStyle w:val="VerbatimChar"/>
+        </w:rPr>
+        <w:t xml:space="preserve">##  date     2025-06-06</w:t>
+      </w:r>
+      <w:r>
+        <w:br/>
+      </w:r>
+      <w:r>
+        <w:rPr>
+          <w:rStyle w:val="VerbatimChar"/>
+        </w:rPr>
+        <w:t xml:space="preserve">##  pandoc   3.1.1 @ /usr/local/bin/ (via rmarkdown)</w:t>
       </w:r>
       <w:r>
         <w:br/>
@@ -2561,331 +2571,367 @@
         <w:rPr>
           <w:rStyle w:val="VerbatimChar"/>
         </w:rPr>
-        <w:t xml:space="preserve">##  package     * version date       lib source                            </w:t>
-      </w:r>
-      <w:r>
-        <w:br/>
-      </w:r>
-      <w:r>
-        <w:rPr>
-          <w:rStyle w:val="VerbatimChar"/>
-        </w:rPr>
-        <w:t xml:space="preserve">##  assertthat    0.2.1   2019-03-21 [1] RSPM (R 4.0.5)                    </w:t>
-      </w:r>
-      <w:r>
-        <w:br/>
-      </w:r>
-      <w:r>
-        <w:rPr>
-          <w:rStyle w:val="VerbatimChar"/>
-        </w:rPr>
-        <w:t xml:space="preserve">##  bookdown    * 0.24    2023-03-28 [1] Github (rstudio/bookdown@88bc4ea) </w:t>
-      </w:r>
-      <w:r>
-        <w:br/>
-      </w:r>
-      <w:r>
-        <w:rPr>
-          <w:rStyle w:val="VerbatimChar"/>
-        </w:rPr>
-        <w:t xml:space="preserve">##  cachem        1.0.7   2023-02-24 [1] CRAN (R 4.0.2)                    </w:t>
-      </w:r>
-      <w:r>
-        <w:br/>
-      </w:r>
-      <w:r>
-        <w:rPr>
-          <w:rStyle w:val="VerbatimChar"/>
-        </w:rPr>
-        <w:t xml:space="preserve">##  callr         3.5.0   2020-10-08 [1] RSPM (R 4.0.2)                    </w:t>
-      </w:r>
-      <w:r>
-        <w:br/>
-      </w:r>
-      <w:r>
-        <w:rPr>
-          <w:rStyle w:val="VerbatimChar"/>
-        </w:rPr>
-        <w:t xml:space="preserve">##  cli           3.6.1   2023-03-23 [1] CRAN (R 4.0.2)                    </w:t>
-      </w:r>
-      <w:r>
-        <w:br/>
-      </w:r>
-      <w:r>
-        <w:rPr>
-          <w:rStyle w:val="VerbatimChar"/>
-        </w:rPr>
-        <w:t xml:space="preserve">##  crayon        1.3.4   2017-09-16 [1] RSPM (R 4.0.0)                    </w:t>
-      </w:r>
-      <w:r>
-        <w:br/>
-      </w:r>
-      <w:r>
-        <w:rPr>
-          <w:rStyle w:val="VerbatimChar"/>
-        </w:rPr>
-        <w:t xml:space="preserve">##  desc          1.2.0   2018-05-01 [1] RSPM (R 4.0.3)                    </w:t>
-      </w:r>
-      <w:r>
-        <w:br/>
-      </w:r>
-      <w:r>
-        <w:rPr>
-          <w:rStyle w:val="VerbatimChar"/>
-        </w:rPr>
-        <w:t xml:space="preserve">##  devtools      2.3.2   2020-09-18 [1] RSPM (R 4.0.3)                    </w:t>
-      </w:r>
-      <w:r>
-        <w:br/>
-      </w:r>
-      <w:r>
-        <w:rPr>
-          <w:rStyle w:val="VerbatimChar"/>
-        </w:rPr>
-        <w:t xml:space="preserve">##  digest        0.6.25  2020-02-23 [1] RSPM (R 4.0.0)                    </w:t>
-      </w:r>
-      <w:r>
-        <w:br/>
-      </w:r>
-      <w:r>
-        <w:rPr>
-          <w:rStyle w:val="VerbatimChar"/>
-        </w:rPr>
-        <w:t xml:space="preserve">##  ellipsis      0.3.1   2020-05-15 [1] RSPM (R 4.0.3)                    </w:t>
-      </w:r>
-      <w:r>
-        <w:br/>
-      </w:r>
-      <w:r>
-        <w:rPr>
-          <w:rStyle w:val="VerbatimChar"/>
-        </w:rPr>
-        <w:t xml:space="preserve">##  evaluate      0.20    2023-01-17 [1] CRAN (R 4.0.2)                    </w:t>
-      </w:r>
-      <w:r>
-        <w:br/>
-      </w:r>
-      <w:r>
-        <w:rPr>
-          <w:rStyle w:val="VerbatimChar"/>
-        </w:rPr>
-        <w:t xml:space="preserve">##  fastmap       1.1.1   2023-02-24 [1] CRAN (R 4.0.2)                    </w:t>
-      </w:r>
-      <w:r>
-        <w:br/>
-      </w:r>
-      <w:r>
-        <w:rPr>
-          <w:rStyle w:val="VerbatimChar"/>
-        </w:rPr>
-        <w:t xml:space="preserve">##  fs            1.5.0   2020-07-31 [1] RSPM (R 4.0.3)                    </w:t>
-      </w:r>
-      <w:r>
-        <w:br/>
-      </w:r>
-      <w:r>
-        <w:rPr>
-          <w:rStyle w:val="VerbatimChar"/>
-        </w:rPr>
-        <w:t xml:space="preserve">##  glue          1.4.2   2020-08-27 [1] RSPM (R 4.0.5)                    </w:t>
-      </w:r>
-      <w:r>
-        <w:br/>
-      </w:r>
-      <w:r>
-        <w:rPr>
-          <w:rStyle w:val="VerbatimChar"/>
-        </w:rPr>
-        <w:t xml:space="preserve">##  htmltools     0.5.5   2023-03-23 [1] CRAN (R 4.0.2)                    </w:t>
-      </w:r>
-      <w:r>
-        <w:br/>
-      </w:r>
-      <w:r>
-        <w:rPr>
-          <w:rStyle w:val="VerbatimChar"/>
-        </w:rPr>
-        <w:t xml:space="preserve">##  knitr         1.33    2023-03-28 [1] Github (yihui/knitr@a1052d1)      </w:t>
-      </w:r>
-      <w:r>
-        <w:br/>
-      </w:r>
-      <w:r>
-        <w:rPr>
-          <w:rStyle w:val="VerbatimChar"/>
-        </w:rPr>
-        <w:t xml:space="preserve">##  magrittr      2.0.3   2022-03-30 [1] CRAN (R 4.0.2)                    </w:t>
-      </w:r>
-      <w:r>
-        <w:br/>
-      </w:r>
-      <w:r>
-        <w:rPr>
-          <w:rStyle w:val="VerbatimChar"/>
-        </w:rPr>
-        <w:t xml:space="preserve">##  memoise       2.0.1   2021-11-26 [1] CRAN (R 4.0.2)                    </w:t>
-      </w:r>
-      <w:r>
-        <w:br/>
-      </w:r>
-      <w:r>
-        <w:rPr>
-          <w:rStyle w:val="VerbatimChar"/>
-        </w:rPr>
-        <w:t xml:space="preserve">##  pkgbuild      1.1.0   2020-07-13 [1] RSPM (R 4.0.2)                    </w:t>
-      </w:r>
-      <w:r>
-        <w:br/>
-      </w:r>
-      <w:r>
-        <w:rPr>
-          <w:rStyle w:val="VerbatimChar"/>
-        </w:rPr>
-        <w:t xml:space="preserve">##  pkgload       1.1.0   2020-05-29 [1] RSPM (R 4.0.3)                    </w:t>
-      </w:r>
-      <w:r>
-        <w:br/>
-      </w:r>
-      <w:r>
-        <w:rPr>
-          <w:rStyle w:val="VerbatimChar"/>
-        </w:rPr>
-        <w:t xml:space="preserve">##  prettyunits   1.1.1   2020-01-24 [1] RSPM (R 4.0.3)                    </w:t>
-      </w:r>
-      <w:r>
-        <w:br/>
-      </w:r>
-      <w:r>
-        <w:rPr>
-          <w:rStyle w:val="VerbatimChar"/>
-        </w:rPr>
-        <w:t xml:space="preserve">##  processx      3.4.4   2020-09-03 [1] RSPM (R 4.0.2)                    </w:t>
-      </w:r>
-      <w:r>
-        <w:br/>
-      </w:r>
-      <w:r>
-        <w:rPr>
-          <w:rStyle w:val="VerbatimChar"/>
-        </w:rPr>
-        <w:t xml:space="preserve">##  ps            1.4.0   2020-10-07 [1] RSPM (R 4.0.2)                    </w:t>
-      </w:r>
-      <w:r>
-        <w:br/>
-      </w:r>
-      <w:r>
-        <w:rPr>
-          <w:rStyle w:val="VerbatimChar"/>
-        </w:rPr>
-        <w:t xml:space="preserve">##  R6            2.4.1   2019-11-12 [1] RSPM (R 4.0.0)                    </w:t>
-      </w:r>
-      <w:r>
-        <w:br/>
-      </w:r>
-      <w:r>
-        <w:rPr>
-          <w:rStyle w:val="VerbatimChar"/>
-        </w:rPr>
-        <w:t xml:space="preserve">##  remotes       2.2.0   2020-07-21 [1] RSPM (R 4.0.3)                    </w:t>
-      </w:r>
-      <w:r>
-        <w:br/>
-      </w:r>
-      <w:r>
-        <w:rPr>
-          <w:rStyle w:val="VerbatimChar"/>
-        </w:rPr>
-        <w:t xml:space="preserve">##  rlang         1.1.0   2023-03-14 [1] CRAN (R 4.0.2)                    </w:t>
-      </w:r>
-      <w:r>
-        <w:br/>
-      </w:r>
-      <w:r>
-        <w:rPr>
-          <w:rStyle w:val="VerbatimChar"/>
-        </w:rPr>
-        <w:t xml:space="preserve">##  rmarkdown     2.10    2023-03-28 [1] Github (rstudio/rmarkdown@02d3c25)</w:t>
-      </w:r>
-      <w:r>
-        <w:br/>
-      </w:r>
-      <w:r>
-        <w:rPr>
-          <w:rStyle w:val="VerbatimChar"/>
-        </w:rPr>
-        <w:t xml:space="preserve">##  rprojroot     2.0.3   2022-04-02 [1] CRAN (R 4.0.2)                    </w:t>
-      </w:r>
-      <w:r>
-        <w:br/>
-      </w:r>
-      <w:r>
-        <w:rPr>
-          <w:rStyle w:val="VerbatimChar"/>
-        </w:rPr>
-        <w:t xml:space="preserve">##  sessioninfo   1.1.1   2018-11-05 [1] RSPM (R 4.0.3)                    </w:t>
-      </w:r>
-      <w:r>
-        <w:br/>
-      </w:r>
-      <w:r>
-        <w:rPr>
-          <w:rStyle w:val="VerbatimChar"/>
-        </w:rPr>
-        <w:t xml:space="preserve">##  stringi       1.5.3   2020-09-09 [1] RSPM (R 4.0.3)                    </w:t>
-      </w:r>
-      <w:r>
-        <w:br/>
-      </w:r>
-      <w:r>
-        <w:rPr>
-          <w:rStyle w:val="VerbatimChar"/>
-        </w:rPr>
-        <w:t xml:space="preserve">##  stringr       1.4.0   2019-02-10 [1] RSPM (R 4.0.3)                    </w:t>
-      </w:r>
-      <w:r>
-        <w:br/>
-      </w:r>
-      <w:r>
-        <w:rPr>
-          <w:rStyle w:val="VerbatimChar"/>
-        </w:rPr>
-        <w:t xml:space="preserve">##  testthat      3.0.1   2023-03-28 [1] Github (R-lib/testthat@e99155a)   </w:t>
-      </w:r>
-      <w:r>
-        <w:br/>
-      </w:r>
-      <w:r>
-        <w:rPr>
-          <w:rStyle w:val="VerbatimChar"/>
-        </w:rPr>
-        <w:t xml:space="preserve">##  usethis       1.6.3   2020-09-17 [1] RSPM (R 4.0.2)                    </w:t>
-      </w:r>
-      <w:r>
-        <w:br/>
-      </w:r>
-      <w:r>
-        <w:rPr>
-          <w:rStyle w:val="VerbatimChar"/>
-        </w:rPr>
-        <w:t xml:space="preserve">##  withr         2.3.0   2020-09-22 [1] RSPM (R 4.0.2)                    </w:t>
-      </w:r>
-      <w:r>
-        <w:br/>
-      </w:r>
-      <w:r>
-        <w:rPr>
-          <w:rStyle w:val="VerbatimChar"/>
-        </w:rPr>
-        <w:t xml:space="preserve">##  xfun          0.26    2023-03-28 [1] Github (yihui/xfun@74c2a66)       </w:t>
-      </w:r>
-      <w:r>
-        <w:br/>
-      </w:r>
-      <w:r>
-        <w:rPr>
-          <w:rStyle w:val="VerbatimChar"/>
-        </w:rPr>
-        <w:t xml:space="preserve">##  yaml          2.2.1   2020-02-01 [1] RSPM (R 4.0.3)                    </w:t>
+        <w:t xml:space="preserve">##  package     * version date (UTC) lib source</w:t>
+      </w:r>
+      <w:r>
+        <w:br/>
+      </w:r>
+      <w:r>
+        <w:rPr>
+          <w:rStyle w:val="VerbatimChar"/>
+        </w:rPr>
+        <w:t xml:space="preserve">##  bookdown    * 0.41    2024-10-16 [1] CRAN (R 4.3.2)</w:t>
+      </w:r>
+      <w:r>
+        <w:br/>
+      </w:r>
+      <w:r>
+        <w:rPr>
+          <w:rStyle w:val="VerbatimChar"/>
+        </w:rPr>
+        <w:t xml:space="preserve">##  cachem        1.0.8   2023-05-01 [1] RSPM (R 4.3.0)</w:t>
+      </w:r>
+      <w:r>
+        <w:br/>
+      </w:r>
+      <w:r>
+        <w:rPr>
+          <w:rStyle w:val="VerbatimChar"/>
+        </w:rPr>
+        <w:t xml:space="preserve">##  cli           3.6.2   2023-12-11 [1] RSPM (R 4.3.0)</w:t>
+      </w:r>
+      <w:r>
+        <w:br/>
+      </w:r>
+      <w:r>
+        <w:rPr>
+          <w:rStyle w:val="VerbatimChar"/>
+        </w:rPr>
+        <w:t xml:space="preserve">##  devtools      2.4.5   2022-10-11 [1] RSPM (R 4.3.0)</w:t>
+      </w:r>
+      <w:r>
+        <w:br/>
+      </w:r>
+      <w:r>
+        <w:rPr>
+          <w:rStyle w:val="VerbatimChar"/>
+        </w:rPr>
+        <w:t xml:space="preserve">##  digest        0.6.34  2024-01-11 [1] RSPM (R 4.3.0)</w:t>
+      </w:r>
+      <w:r>
+        <w:br/>
+      </w:r>
+      <w:r>
+        <w:rPr>
+          <w:rStyle w:val="VerbatimChar"/>
+        </w:rPr>
+        <w:t xml:space="preserve">##  ellipsis      0.3.2   2021-04-29 [1] RSPM (R 4.3.0)</w:t>
+      </w:r>
+      <w:r>
+        <w:br/>
+      </w:r>
+      <w:r>
+        <w:rPr>
+          <w:rStyle w:val="VerbatimChar"/>
+        </w:rPr>
+        <w:t xml:space="preserve">##  evaluate      0.23    2023-11-01 [1] RSPM (R 4.3.0)</w:t>
+      </w:r>
+      <w:r>
+        <w:br/>
+      </w:r>
+      <w:r>
+        <w:rPr>
+          <w:rStyle w:val="VerbatimChar"/>
+        </w:rPr>
+        <w:t xml:space="preserve">##  fastmap       1.1.1   2023-02-24 [1] RSPM (R 4.3.0)</w:t>
+      </w:r>
+      <w:r>
+        <w:br/>
+      </w:r>
+      <w:r>
+        <w:rPr>
+          <w:rStyle w:val="VerbatimChar"/>
+        </w:rPr>
+        <w:t xml:space="preserve">##  fs            1.6.3   2023-07-20 [1] RSPM (R 4.3.0)</w:t>
+      </w:r>
+      <w:r>
+        <w:br/>
+      </w:r>
+      <w:r>
+        <w:rPr>
+          <w:rStyle w:val="VerbatimChar"/>
+        </w:rPr>
+        <w:t xml:space="preserve">##  glue          1.7.0   2024-01-09 [1] RSPM (R 4.3.0)</w:t>
+      </w:r>
+      <w:r>
+        <w:br/>
+      </w:r>
+      <w:r>
+        <w:rPr>
+          <w:rStyle w:val="VerbatimChar"/>
+        </w:rPr>
+        <w:t xml:space="preserve">##  htmltools     0.5.7   2023-11-03 [1] RSPM (R 4.3.0)</w:t>
+      </w:r>
+      <w:r>
+        <w:br/>
+      </w:r>
+      <w:r>
+        <w:rPr>
+          <w:rStyle w:val="VerbatimChar"/>
+        </w:rPr>
+        <w:t xml:space="preserve">##  htmlwidgets   1.6.4   2023-12-06 [1] RSPM (R 4.3.0)</w:t>
+      </w:r>
+      <w:r>
+        <w:br/>
+      </w:r>
+      <w:r>
+        <w:rPr>
+          <w:rStyle w:val="VerbatimChar"/>
+        </w:rPr>
+        <w:t xml:space="preserve">##  httpuv        1.6.14  2024-01-26 [1] RSPM (R 4.3.0)</w:t>
+      </w:r>
+      <w:r>
+        <w:br/>
+      </w:r>
+      <w:r>
+        <w:rPr>
+          <w:rStyle w:val="VerbatimChar"/>
+        </w:rPr>
+        <w:t xml:space="preserve">##  knitr         1.48    2024-07-07 [1] CRAN (R 4.3.2)</w:t>
+      </w:r>
+      <w:r>
+        <w:br/>
+      </w:r>
+      <w:r>
+        <w:rPr>
+          <w:rStyle w:val="VerbatimChar"/>
+        </w:rPr>
+        <w:t xml:space="preserve">##  later         1.3.2   2023-12-06 [1] RSPM (R 4.3.0)</w:t>
+      </w:r>
+      <w:r>
+        <w:br/>
+      </w:r>
+      <w:r>
+        <w:rPr>
+          <w:rStyle w:val="VerbatimChar"/>
+        </w:rPr>
+        <w:t xml:space="preserve">##  lifecycle     1.0.4   2023-11-07 [1] RSPM (R 4.3.0)</w:t>
+      </w:r>
+      <w:r>
+        <w:br/>
+      </w:r>
+      <w:r>
+        <w:rPr>
+          <w:rStyle w:val="VerbatimChar"/>
+        </w:rPr>
+        <w:t xml:space="preserve">##  magrittr      2.0.3   2022-03-30 [1] RSPM (R 4.3.0)</w:t>
+      </w:r>
+      <w:r>
+        <w:br/>
+      </w:r>
+      <w:r>
+        <w:rPr>
+          <w:rStyle w:val="VerbatimChar"/>
+        </w:rPr>
+        <w:t xml:space="preserve">##  memoise       2.0.1   2021-11-26 [1] RSPM (R 4.3.0)</w:t>
+      </w:r>
+      <w:r>
+        <w:br/>
+      </w:r>
+      <w:r>
+        <w:rPr>
+          <w:rStyle w:val="VerbatimChar"/>
+        </w:rPr>
+        <w:t xml:space="preserve">##  mime          0.12    2021-09-28 [1] RSPM (R 4.3.0)</w:t>
+      </w:r>
+      <w:r>
+        <w:br/>
+      </w:r>
+      <w:r>
+        <w:rPr>
+          <w:rStyle w:val="VerbatimChar"/>
+        </w:rPr>
+        <w:t xml:space="preserve">##  miniUI        0.1.1.1 2018-05-18 [1] RSPM (R 4.3.0)</w:t>
+      </w:r>
+      <w:r>
+        <w:br/>
+      </w:r>
+      <w:r>
+        <w:rPr>
+          <w:rStyle w:val="VerbatimChar"/>
+        </w:rPr>
+        <w:t xml:space="preserve">##  pkgbuild      1.4.3   2023-12-10 [1] RSPM (R 4.3.0)</w:t>
+      </w:r>
+      <w:r>
+        <w:br/>
+      </w:r>
+      <w:r>
+        <w:rPr>
+          <w:rStyle w:val="VerbatimChar"/>
+        </w:rPr>
+        <w:t xml:space="preserve">##  pkgload       1.3.4   2024-01-16 [1] RSPM (R 4.3.0)</w:t>
+      </w:r>
+      <w:r>
+        <w:br/>
+      </w:r>
+      <w:r>
+        <w:rPr>
+          <w:rStyle w:val="VerbatimChar"/>
+        </w:rPr>
+        <w:t xml:space="preserve">##  profvis       0.3.8   2023-05-02 [1] RSPM (R 4.3.0)</w:t>
+      </w:r>
+      <w:r>
+        <w:br/>
+      </w:r>
+      <w:r>
+        <w:rPr>
+          <w:rStyle w:val="VerbatimChar"/>
+        </w:rPr>
+        <w:t xml:space="preserve">##  promises      1.2.1   2023-08-10 [1] RSPM (R 4.3.0)</w:t>
+      </w:r>
+      <w:r>
+        <w:br/>
+      </w:r>
+      <w:r>
+        <w:rPr>
+          <w:rStyle w:val="VerbatimChar"/>
+        </w:rPr>
+        <w:t xml:space="preserve">##  purrr         1.0.2   2023-08-10 [1] RSPM (R 4.3.0)</w:t>
+      </w:r>
+      <w:r>
+        <w:br/>
+      </w:r>
+      <w:r>
+        <w:rPr>
+          <w:rStyle w:val="VerbatimChar"/>
+        </w:rPr>
+        <w:t xml:space="preserve">##  R6            2.5.1   2021-08-19 [1] RSPM (R 4.3.0)</w:t>
+      </w:r>
+      <w:r>
+        <w:br/>
+      </w:r>
+      <w:r>
+        <w:rPr>
+          <w:rStyle w:val="VerbatimChar"/>
+        </w:rPr>
+        <w:t xml:space="preserve">##  Rcpp          1.0.12  2024-01-09 [1] RSPM (R 4.3.0)</w:t>
+      </w:r>
+      <w:r>
+        <w:br/>
+      </w:r>
+      <w:r>
+        <w:rPr>
+          <w:rStyle w:val="VerbatimChar"/>
+        </w:rPr>
+        <w:t xml:space="preserve">##  remotes       2.4.2.1 2023-07-18 [1] RSPM (R 4.3.0)</w:t>
+      </w:r>
+      <w:r>
+        <w:br/>
+      </w:r>
+      <w:r>
+        <w:rPr>
+          <w:rStyle w:val="VerbatimChar"/>
+        </w:rPr>
+        <w:t xml:space="preserve">##  rlang         1.1.4   2024-06-04 [1] CRAN (R 4.3.2)</w:t>
+      </w:r>
+      <w:r>
+        <w:br/>
+      </w:r>
+      <w:r>
+        <w:rPr>
+          <w:rStyle w:val="VerbatimChar"/>
+        </w:rPr>
+        <w:t xml:space="preserve">##  rmarkdown     2.25    2023-09-18 [1] RSPM (R 4.3.0)</w:t>
+      </w:r>
+      <w:r>
+        <w:br/>
+      </w:r>
+      <w:r>
+        <w:rPr>
+          <w:rStyle w:val="VerbatimChar"/>
+        </w:rPr>
+        <w:t xml:space="preserve">##  sessioninfo   1.2.2   2021-12-06 [1] RSPM (R 4.3.0)</w:t>
+      </w:r>
+      <w:r>
+        <w:br/>
+      </w:r>
+      <w:r>
+        <w:rPr>
+          <w:rStyle w:val="VerbatimChar"/>
+        </w:rPr>
+        <w:t xml:space="preserve">##  shiny         1.8.0   2023-11-17 [1] RSPM (R 4.3.0)</w:t>
+      </w:r>
+      <w:r>
+        <w:br/>
+      </w:r>
+      <w:r>
+        <w:rPr>
+          <w:rStyle w:val="VerbatimChar"/>
+        </w:rPr>
+        <w:t xml:space="preserve">##  stringi       1.8.3   2023-12-11 [1] RSPM (R 4.3.0)</w:t>
+      </w:r>
+      <w:r>
+        <w:br/>
+      </w:r>
+      <w:r>
+        <w:rPr>
+          <w:rStyle w:val="VerbatimChar"/>
+        </w:rPr>
+        <w:t xml:space="preserve">##  stringr       1.5.1   2023-11-14 [1] RSPM (R 4.3.0)</w:t>
+      </w:r>
+      <w:r>
+        <w:br/>
+      </w:r>
+      <w:r>
+        <w:rPr>
+          <w:rStyle w:val="VerbatimChar"/>
+        </w:rPr>
+        <w:t xml:space="preserve">##  urlchecker    1.0.1   2021-11-30 [1] RSPM (R 4.3.0)</w:t>
+      </w:r>
+      <w:r>
+        <w:br/>
+      </w:r>
+      <w:r>
+        <w:rPr>
+          <w:rStyle w:val="VerbatimChar"/>
+        </w:rPr>
+        <w:t xml:space="preserve">##  usethis       2.2.3   2024-02-19 [1] RSPM (R 4.3.0)</w:t>
+      </w:r>
+      <w:r>
+        <w:br/>
+      </w:r>
+      <w:r>
+        <w:rPr>
+          <w:rStyle w:val="VerbatimChar"/>
+        </w:rPr>
+        <w:t xml:space="preserve">##  vctrs         0.6.5   2023-12-01 [1] RSPM (R 4.3.0)</w:t>
+      </w:r>
+      <w:r>
+        <w:br/>
+      </w:r>
+      <w:r>
+        <w:rPr>
+          <w:rStyle w:val="VerbatimChar"/>
+        </w:rPr>
+        <w:t xml:space="preserve">##  xfun          0.48    2024-10-03 [1] CRAN (R 4.3.2)</w:t>
+      </w:r>
+      <w:r>
+        <w:br/>
+      </w:r>
+      <w:r>
+        <w:rPr>
+          <w:rStyle w:val="VerbatimChar"/>
+        </w:rPr>
+        <w:t xml:space="preserve">##  xtable        1.8-4   2019-04-21 [1] RSPM (R 4.3.0)</w:t>
+      </w:r>
+      <w:r>
+        <w:br/>
+      </w:r>
+      <w:r>
+        <w:rPr>
+          <w:rStyle w:val="VerbatimChar"/>
+        </w:rPr>
+        <w:t xml:space="preserve">##  yaml          2.3.8   2023-12-11 [1] RSPM (R 4.3.0)</w:t>
       </w:r>
       <w:r>
         <w:br/>
@@ -2903,20 +2949,38 @@
         <w:rPr>
           <w:rStyle w:val="VerbatimChar"/>
         </w:rPr>
-        <w:t xml:space="preserve">## [1] /usr/local/lib/R/site-library</w:t>
-      </w:r>
-      <w:r>
-        <w:br/>
-      </w:r>
-      <w:r>
-        <w:rPr>
-          <w:rStyle w:val="VerbatimChar"/>
-        </w:rPr>
-        <w:t xml:space="preserve">## [2] /usr/local/lib/R/library</w:t>
-      </w:r>
-    </w:p>
-    <w:bookmarkEnd w:id="53"/>
-    <w:bookmarkStart w:id="54" w:name="references"/>
+        <w:t xml:space="preserve">##  [1] /usr/local/lib/R/site-library</w:t>
+      </w:r>
+      <w:r>
+        <w:br/>
+      </w:r>
+      <w:r>
+        <w:rPr>
+          <w:rStyle w:val="VerbatimChar"/>
+        </w:rPr>
+        <w:t xml:space="preserve">##  [2] /usr/local/lib/R/library</w:t>
+      </w:r>
+      <w:r>
+        <w:br/>
+      </w:r>
+      <w:r>
+        <w:rPr>
+          <w:rStyle w:val="VerbatimChar"/>
+        </w:rPr>
+        <w:t xml:space="preserve">## </w:t>
+      </w:r>
+      <w:r>
+        <w:br/>
+      </w:r>
+      <w:r>
+        <w:rPr>
+          <w:rStyle w:val="VerbatimChar"/>
+        </w:rPr>
+        <w:t xml:space="preserve">## ──────────────────────────────────────────────────────────────────────────────</w:t>
+      </w:r>
+    </w:p>
+    <w:bookmarkEnd w:id="55"/>
+    <w:bookmarkStart w:id="56" w:name="references"/>
     <w:p>
       <w:pPr>
         <w:pStyle w:val="Heading1"/>
@@ -2925,7 +2989,7 @@
         <w:t xml:space="preserve">References</w:t>
       </w:r>
     </w:p>
-    <w:bookmarkEnd w:id="54"/>
+    <w:bookmarkEnd w:id="56"/>
     <w:sectPr/>
   </w:body>
 </w:document>
@@ -3801,7 +3865,7 @@
     <w:name w:val="ConstantTok"/>
     <w:basedOn w:val="VerbatimChar"/>
     <w:rPr>
-      <w:color w:val="000000"/>
+      <w:color w:val="8f5902"/>
       <w:shd w:val="clear" w:fill="f8f8f8"/>
     </w:rPr>
   </w:style>
@@ -3817,8 +3881,9 @@
     <w:name w:val="SpecialCharTok"/>
     <w:basedOn w:val="VerbatimChar"/>
     <w:rPr>
-      <w:color w:val="000000"/>
+      <w:color w:val="ce5c00"/>
       <w:shd w:val="clear" w:fill="f8f8f8"/>
+      <w:b/>
     </w:rPr>
   </w:style>
   <w:style w:type="character" w:customStyle="1" w:styleId="StringTok">
@@ -3903,8 +3968,9 @@
     <w:name w:val="FunctionTok"/>
     <w:basedOn w:val="VerbatimChar"/>
     <w:rPr>
-      <w:color w:val="000000"/>
+      <w:color w:val="204a87"/>
       <w:shd w:val="clear" w:fill="f8f8f8"/>
+      <w:b/>
     </w:rPr>
   </w:style>
   <w:style w:type="character" w:customStyle="1" w:styleId="VariableTok">
@@ -3960,7 +4026,7 @@
     <w:name w:val="AttributeTok"/>
     <w:basedOn w:val="VerbatimChar"/>
     <w:rPr>
-      <w:color w:val="c4a000"/>
+      <w:color w:val="204a87"/>
       <w:shd w:val="clear" w:fill="f8f8f8"/>
     </w:rPr>
   </w:style>
